--- a/output/education/2026-03-21_narrative-medicine-integrated/narrative-medicine_guide_facilitator.docx
+++ b/output/education/2026-03-21_narrative-medicine-integrated/narrative-medicine_guide_facilitator.docx
@@ -84,9 +84,9 @@
         <w:tblLook w:firstColumn="1" w:firstRow="1" w:lastColumn="0" w:lastRow="0" w:noHBand="0" w:noVBand="1" w:val="04A0"/>
       </w:tblPr>
       <w:tblGrid>
-        <w:gridCol w:w="2880"/>
-        <w:gridCol w:w="2880"/>
-        <w:gridCol w:w="2880"/>
+        <w:gridCol w:w="2540"/>
+        <w:gridCol w:w="3919"/>
+        <w:gridCol w:w="2612"/>
       </w:tblGrid>
       <w:tr>
         <w:tc>
@@ -1523,10 +1523,10 @@
         <w:tblLook w:firstColumn="1" w:firstRow="1" w:lastColumn="0" w:lastRow="0" w:noHBand="0" w:noVBand="1" w:val="04A0"/>
       </w:tblPr>
       <w:tblGrid>
-        <w:gridCol w:w="2160"/>
-        <w:gridCol w:w="2160"/>
-        <w:gridCol w:w="2160"/>
-        <w:gridCol w:w="2160"/>
+        <w:gridCol w:w="850"/>
+        <w:gridCol w:w="1512"/>
+        <w:gridCol w:w="3672"/>
+        <w:gridCol w:w="3456"/>
       </w:tblGrid>
       <w:tr>
         <w:tc>
@@ -2193,9 +2193,9 @@
         <w:tblLook w:firstColumn="1" w:firstRow="1" w:lastColumn="0" w:lastRow="0" w:noHBand="0" w:noVBand="1" w:val="04A0"/>
       </w:tblPr>
       <w:tblGrid>
-        <w:gridCol w:w="2880"/>
-        <w:gridCol w:w="2880"/>
-        <w:gridCol w:w="2880"/>
+        <w:gridCol w:w="850"/>
+        <w:gridCol w:w="4636"/>
+        <w:gridCol w:w="3830"/>
       </w:tblGrid>
       <w:tr>
         <w:tc>
@@ -2409,9 +2409,9 @@
         <w:tblLook w:firstColumn="1" w:firstRow="1" w:lastColumn="0" w:lastRow="0" w:noHBand="0" w:noVBand="1" w:val="04A0"/>
       </w:tblPr>
       <w:tblGrid>
-        <w:gridCol w:w="2880"/>
-        <w:gridCol w:w="2880"/>
-        <w:gridCol w:w="2880"/>
+        <w:gridCol w:w="850"/>
+        <w:gridCol w:w="4535"/>
+        <w:gridCol w:w="3780"/>
       </w:tblGrid>
       <w:tr>
         <w:tc>
@@ -2682,10 +2682,10 @@
         <w:tblLook w:firstColumn="1" w:firstRow="1" w:lastColumn="0" w:lastRow="0" w:noHBand="0" w:noVBand="1" w:val="04A0"/>
       </w:tblPr>
       <w:tblGrid>
-        <w:gridCol w:w="2160"/>
-        <w:gridCol w:w="2160"/>
-        <w:gridCol w:w="2160"/>
-        <w:gridCol w:w="2160"/>
+        <w:gridCol w:w="850"/>
+        <w:gridCol w:w="4627"/>
+        <w:gridCol w:w="850"/>
+        <w:gridCol w:w="4079"/>
       </w:tblGrid>
       <w:tr>
         <w:tc>
